--- a/backend/uploads/examenes/grupo_C.docx
+++ b/backend/uploads/examenes/grupo_C.docx
@@ -13794,29 +13794,98 @@
       </w:rPr>
     </w:lvl>
   </w:abstractNum>
-  <w:abstractNum w:abstractNumId="9">
-    <w:nsid w:val="0294FC58"/>
-    <w:multiLevelType w:val="singleLevel"/>
-    <w:tmpl w:val="29761A62"/>
-    <w:lvl w:ilvl="0">
+  <w:abstractNum w:abstractNumId="9" ns2:restartNumberingAfterBreak="0">
+    <w:nsid w:val="00754592"/>
+    <w:multiLevelType w:val="hybridMultilevel"/>
+    <w:tmpl w:val="BC0812B4"/>
+    <w:lvl w:ilvl="0" w:tplc="D6503C2A">
       <w:start w:val="1"/>
       <w:numFmt w:val="decimal"/>
-      <w:pStyle w:val="ListBullet"/>
       <w:lvlText w:val="%1."/>
       <w:lvlJc w:val="left"/>
       <w:pPr>
-        <w:tabs>
-          <w:tab w:val="num" w:pos="360"/>
-        </w:tabs>
-        <w:ind w:left="360" w:hanging="360"/>
-      </w:pPr>
-      <w:rPr>
-        <w:rFonts w:ascii="Symbol" w:hAnsi="Symbol" w:hint="default"/>
-      </w:rPr>
+        <w:ind w:left="720" w:hanging="360"/>
+      </w:pPr>
+      <w:rPr>
+        <w:rFonts w:hint="default"/>
+        <w:vertAlign w:val="baseline"/>
+      </w:rPr>
+    </w:lvl>
+    <w:lvl w:ilvl="1" w:tplc="280A0019" w:tentative="1">
+      <w:start w:val="1"/>
+      <w:numFmt w:val="lowerLetter"/>
+      <w:lvlText w:val="%2."/>
+      <w:lvlJc w:val="left"/>
+      <w:pPr>
+        <w:ind w:left="1440" w:hanging="360"/>
+      </w:pPr>
+    </w:lvl>
+    <w:lvl w:ilvl="2" w:tplc="280A001B" w:tentative="1">
+      <w:start w:val="1"/>
+      <w:numFmt w:val="lowerRoman"/>
+      <w:lvlText w:val="%3."/>
+      <w:lvlJc w:val="left"/>
+      <w:pPr>
+        <w:ind w:left="2160" w:hanging="180"/>
+      </w:pPr>
+    </w:lvl>
+    <w:lvl w:ilvl="3" w:tplc="280A000F" w:tentative="1">
+      <w:start w:val="1"/>
+      <w:numFmt w:val="decimal"/>
+      <w:lvlText w:val="%4."/>
+      <w:lvlJc w:val="left"/>
+      <w:pPr>
+        <w:ind w:left="2880" w:hanging="360"/>
+      </w:pPr>
+    </w:lvl>
+    <w:lvl w:ilvl="4" w:tplc="280A0019" w:tentative="1">
+      <w:start w:val="1"/>
+      <w:numFmt w:val="lowerLetter"/>
+      <w:lvlText w:val="%5."/>
+      <w:lvlJc w:val="left"/>
+      <w:pPr>
+        <w:ind w:left="3600" w:hanging="360"/>
+      </w:pPr>
+    </w:lvl>
+    <w:lvl w:ilvl="5" w:tplc="280A001B" w:tentative="1">
+      <w:start w:val="1"/>
+      <w:numFmt w:val="lowerRoman"/>
+      <w:lvlText w:val="%6."/>
+      <w:lvlJc w:val="left"/>
+      <w:pPr>
+        <w:ind w:left="4320" w:hanging="180"/>
+      </w:pPr>
+    </w:lvl>
+    <w:lvl w:ilvl="6" w:tplc="280A000F" w:tentative="1">
+      <w:start w:val="1"/>
+      <w:numFmt w:val="decimal"/>
+      <w:lvlText w:val="%7."/>
+      <w:lvlJc w:val="left"/>
+      <w:pPr>
+        <w:ind w:left="5040" w:hanging="360"/>
+      </w:pPr>
+    </w:lvl>
+    <w:lvl w:ilvl="7" w:tplc="280A0019" w:tentative="1">
+      <w:start w:val="1"/>
+      <w:numFmt w:val="lowerLetter"/>
+      <w:lvlText w:val="%8."/>
+      <w:lvlJc w:val="left"/>
+      <w:pPr>
+        <w:ind w:left="5760" w:hanging="360"/>
+      </w:pPr>
+    </w:lvl>
+    <w:lvl w:ilvl="8" w:tplc="280A001B" w:tentative="1">
+      <w:start w:val="1"/>
+      <w:numFmt w:val="lowerRoman"/>
+      <w:lvlText w:val="%9."/>
+      <w:lvlJc w:val="left"/>
+      <w:pPr>
+        <w:ind w:left="6480" w:hanging="180"/>
+      </w:pPr>
     </w:lvl>
   </w:abstractNum>
   <w:abstractNum w:abstractNumId="10" ns2:restartNumberingAfterBreak="0">
-    <w:nsid w:val="034BE7CA"/>
+    <w:nsid w:val="00B06B7D"/>
     <w:multiLevelType w:val="hybridMultilevel"/>
     <w:tmpl w:val="714E6132"/>
     <w:lvl w:ilvl="0" w:tplc="2DB4ABC6">
@@ -13907,7 +13976,7 @@
     </w:lvl>
   </w:abstractNum>
   <w:abstractNum w:abstractNumId="11" ns2:restartNumberingAfterBreak="0">
-    <w:nsid w:val="000DEBB8"/>
+    <w:nsid w:val="01400660"/>
     <w:multiLevelType w:val="hybridMultilevel"/>
     <w:tmpl w:val="C58292E4"/>
     <w:lvl w:ilvl="0" w:tplc="6C10323E">
@@ -13996,7 +14065,7 @@
     </w:lvl>
   </w:abstractNum>
   <w:abstractNum w:abstractNumId="12" ns2:restartNumberingAfterBreak="0">
-    <w:nsid w:val="0244071C"/>
+    <w:nsid w:val="0564E6D5"/>
     <w:multiLevelType w:val="hybridMultilevel"/>
     <w:tmpl w:val="FF922376"/>
     <w:lvl w:ilvl="0" w:tplc="EA52DE88">
@@ -14087,7 +14156,7 @@
     </w:lvl>
   </w:abstractNum>
   <w:abstractNum w:abstractNumId="13" ns2:restartNumberingAfterBreak="0">
-    <w:nsid w:val="002B7F59"/>
+    <w:nsid w:val="01AE0642"/>
     <w:multiLevelType w:val="hybridMultilevel"/>
     <w:tmpl w:val="8EE45120"/>
     <w:lvl w:ilvl="0" w:tplc="9A9829A2">
@@ -14178,7 +14247,7 @@
     </w:lvl>
   </w:abstractNum>
   <w:abstractNum w:abstractNumId="14" ns2:restartNumberingAfterBreak="0">
-    <w:nsid w:val="03FB72E4"/>
+    <w:nsid w:val="0592EE99"/>
     <w:multiLevelType w:val="hybridMultilevel"/>
     <w:tmpl w:val="76AAD3C2"/>
     <w:lvl w:ilvl="0" w:tplc="EE1A03B4">
@@ -14266,29 +14335,98 @@
       </w:pPr>
     </w:lvl>
   </w:abstractNum>
-  <w:abstractNum w:abstractNumId="15">
-    <w:nsid w:val="02298EF1"/>
-    <w:multiLevelType w:val="singleLevel"/>
-    <w:tmpl w:val="29761A62"/>
-    <w:lvl w:ilvl="0">
+  <w:abstractNum w:abstractNumId="15" ns2:restartNumberingAfterBreak="0">
+    <w:nsid w:val="01A42FAF"/>
+    <w:multiLevelType w:val="hybridMultilevel"/>
+    <w:tmpl w:val="BC0812B4"/>
+    <w:lvl w:ilvl="0" w:tplc="D6503C2A">
       <w:start w:val="1"/>
       <w:numFmt w:val="decimal"/>
-      <w:pStyle w:val="ListBullet"/>
       <w:lvlText w:val="%1."/>
       <w:lvlJc w:val="left"/>
       <w:pPr>
-        <w:tabs>
-          <w:tab w:val="num" w:pos="360"/>
-        </w:tabs>
-        <w:ind w:left="360" w:hanging="360"/>
-      </w:pPr>
-      <w:rPr>
-        <w:rFonts w:ascii="Symbol" w:hAnsi="Symbol" w:hint="default"/>
-      </w:rPr>
+        <w:ind w:left="720" w:hanging="360"/>
+      </w:pPr>
+      <w:rPr>
+        <w:rFonts w:hint="default"/>
+        <w:vertAlign w:val="baseline"/>
+      </w:rPr>
+    </w:lvl>
+    <w:lvl w:ilvl="1" w:tplc="280A0019" w:tentative="1">
+      <w:start w:val="1"/>
+      <w:numFmt w:val="lowerLetter"/>
+      <w:lvlText w:val="%2."/>
+      <w:lvlJc w:val="left"/>
+      <w:pPr>
+        <w:ind w:left="1440" w:hanging="360"/>
+      </w:pPr>
+    </w:lvl>
+    <w:lvl w:ilvl="2" w:tplc="280A001B" w:tentative="1">
+      <w:start w:val="1"/>
+      <w:numFmt w:val="lowerRoman"/>
+      <w:lvlText w:val="%3."/>
+      <w:lvlJc w:val="left"/>
+      <w:pPr>
+        <w:ind w:left="2160" w:hanging="180"/>
+      </w:pPr>
+    </w:lvl>
+    <w:lvl w:ilvl="3" w:tplc="280A000F" w:tentative="1">
+      <w:start w:val="1"/>
+      <w:numFmt w:val="decimal"/>
+      <w:lvlText w:val="%4."/>
+      <w:lvlJc w:val="left"/>
+      <w:pPr>
+        <w:ind w:left="2880" w:hanging="360"/>
+      </w:pPr>
+    </w:lvl>
+    <w:lvl w:ilvl="4" w:tplc="280A0019" w:tentative="1">
+      <w:start w:val="1"/>
+      <w:numFmt w:val="lowerLetter"/>
+      <w:lvlText w:val="%5."/>
+      <w:lvlJc w:val="left"/>
+      <w:pPr>
+        <w:ind w:left="3600" w:hanging="360"/>
+      </w:pPr>
+    </w:lvl>
+    <w:lvl w:ilvl="5" w:tplc="280A001B" w:tentative="1">
+      <w:start w:val="1"/>
+      <w:numFmt w:val="lowerRoman"/>
+      <w:lvlText w:val="%6."/>
+      <w:lvlJc w:val="left"/>
+      <w:pPr>
+        <w:ind w:left="4320" w:hanging="180"/>
+      </w:pPr>
+    </w:lvl>
+    <w:lvl w:ilvl="6" w:tplc="280A000F" w:tentative="1">
+      <w:start w:val="1"/>
+      <w:numFmt w:val="decimal"/>
+      <w:lvlText w:val="%7."/>
+      <w:lvlJc w:val="left"/>
+      <w:pPr>
+        <w:ind w:left="5040" w:hanging="360"/>
+      </w:pPr>
+    </w:lvl>
+    <w:lvl w:ilvl="7" w:tplc="280A0019" w:tentative="1">
+      <w:start w:val="1"/>
+      <w:numFmt w:val="lowerLetter"/>
+      <w:lvlText w:val="%8."/>
+      <w:lvlJc w:val="left"/>
+      <w:pPr>
+        <w:ind w:left="5760" w:hanging="360"/>
+      </w:pPr>
+    </w:lvl>
+    <w:lvl w:ilvl="8" w:tplc="280A001B" w:tentative="1">
+      <w:start w:val="1"/>
+      <w:numFmt w:val="lowerRoman"/>
+      <w:lvlText w:val="%9."/>
+      <w:lvlJc w:val="left"/>
+      <w:pPr>
+        <w:ind w:left="6480" w:hanging="180"/>
+      </w:pPr>
     </w:lvl>
   </w:abstractNum>
   <w:abstractNum w:abstractNumId="16" ns2:restartNumberingAfterBreak="0">
-    <w:nsid w:val="0048020C"/>
+    <w:nsid w:val="01629C30"/>
     <w:multiLevelType w:val="hybridMultilevel"/>
     <w:tmpl w:val="21ECE2A0"/>
     <w:lvl w:ilvl="0" w:tplc="5C2A410E">
@@ -14377,7 +14515,7 @@
     </w:lvl>
   </w:abstractNum>
   <w:abstractNum w:abstractNumId="17" ns2:restartNumberingAfterBreak="0">
-    <w:nsid w:val="04EF49EB"/>
+    <w:nsid w:val="02472B6E"/>
     <w:multiLevelType w:val="hybridMultilevel"/>
     <w:tmpl w:val="C58292E4"/>
     <w:lvl w:ilvl="0" w:tplc="6C10323E">
@@ -14466,7 +14604,7 @@
     </w:lvl>
   </w:abstractNum>
   <w:abstractNum w:abstractNumId="18" ns2:restartNumberingAfterBreak="0">
-    <w:nsid w:val="058EB877"/>
+    <w:nsid w:val="033FA7D6"/>
     <w:multiLevelType w:val="hybridMultilevel"/>
     <w:tmpl w:val="C2608030"/>
     <w:lvl w:ilvl="0" w:tplc="79425BD0">
@@ -14555,7 +14693,7 @@
     </w:lvl>
   </w:abstractNum>
   <w:abstractNum w:abstractNumId="19" ns2:restartNumberingAfterBreak="0">
-    <w:nsid w:val="03EFBB66"/>
+    <w:nsid w:val="00C3941F"/>
     <w:multiLevelType w:val="hybridMultilevel"/>
     <w:tmpl w:val="DB365466"/>
     <w:lvl w:ilvl="0" w:tplc="A7A293F0">
@@ -14644,7 +14782,7 @@
     </w:lvl>
   </w:abstractNum>
   <w:abstractNum w:abstractNumId="20" ns2:restartNumberingAfterBreak="0">
-    <w:nsid w:val="008C1AD0"/>
+    <w:nsid w:val="04F7472B"/>
     <w:multiLevelType w:val="hybridMultilevel"/>
     <w:tmpl w:val="76AAD3C2"/>
     <w:lvl w:ilvl="0" w:tplc="EE1A03B4">
@@ -14732,29 +14870,98 @@
       </w:pPr>
     </w:lvl>
   </w:abstractNum>
-  <w:abstractNum w:abstractNumId="21">
-    <w:nsid w:val="0549133B"/>
-    <w:multiLevelType w:val="singleLevel"/>
-    <w:tmpl w:val="29761A62"/>
-    <w:lvl w:ilvl="0">
+  <w:abstractNum w:abstractNumId="21" ns2:restartNumberingAfterBreak="0">
+    <w:nsid w:val="0397A194"/>
+    <w:multiLevelType w:val="hybridMultilevel"/>
+    <w:tmpl w:val="BC0812B4"/>
+    <w:lvl w:ilvl="0" w:tplc="D6503C2A">
       <w:start w:val="1"/>
       <w:numFmt w:val="decimal"/>
-      <w:pStyle w:val="ListBullet"/>
       <w:lvlText w:val="%1."/>
       <w:lvlJc w:val="left"/>
       <w:pPr>
-        <w:tabs>
-          <w:tab w:val="num" w:pos="360"/>
-        </w:tabs>
-        <w:ind w:left="360" w:hanging="360"/>
-      </w:pPr>
-      <w:rPr>
-        <w:rFonts w:ascii="Symbol" w:hAnsi="Symbol" w:hint="default"/>
-      </w:rPr>
+        <w:ind w:left="720" w:hanging="360"/>
+      </w:pPr>
+      <w:rPr>
+        <w:rFonts w:hint="default"/>
+        <w:vertAlign w:val="baseline"/>
+      </w:rPr>
+    </w:lvl>
+    <w:lvl w:ilvl="1" w:tplc="280A0019" w:tentative="1">
+      <w:start w:val="1"/>
+      <w:numFmt w:val="lowerLetter"/>
+      <w:lvlText w:val="%2."/>
+      <w:lvlJc w:val="left"/>
+      <w:pPr>
+        <w:ind w:left="1440" w:hanging="360"/>
+      </w:pPr>
+    </w:lvl>
+    <w:lvl w:ilvl="2" w:tplc="280A001B" w:tentative="1">
+      <w:start w:val="1"/>
+      <w:numFmt w:val="lowerRoman"/>
+      <w:lvlText w:val="%3."/>
+      <w:lvlJc w:val="left"/>
+      <w:pPr>
+        <w:ind w:left="2160" w:hanging="180"/>
+      </w:pPr>
+    </w:lvl>
+    <w:lvl w:ilvl="3" w:tplc="280A000F" w:tentative="1">
+      <w:start w:val="1"/>
+      <w:numFmt w:val="decimal"/>
+      <w:lvlText w:val="%4."/>
+      <w:lvlJc w:val="left"/>
+      <w:pPr>
+        <w:ind w:left="2880" w:hanging="360"/>
+      </w:pPr>
+    </w:lvl>
+    <w:lvl w:ilvl="4" w:tplc="280A0019" w:tentative="1">
+      <w:start w:val="1"/>
+      <w:numFmt w:val="lowerLetter"/>
+      <w:lvlText w:val="%5."/>
+      <w:lvlJc w:val="left"/>
+      <w:pPr>
+        <w:ind w:left="3600" w:hanging="360"/>
+      </w:pPr>
+    </w:lvl>
+    <w:lvl w:ilvl="5" w:tplc="280A001B" w:tentative="1">
+      <w:start w:val="1"/>
+      <w:numFmt w:val="lowerRoman"/>
+      <w:lvlText w:val="%6."/>
+      <w:lvlJc w:val="left"/>
+      <w:pPr>
+        <w:ind w:left="4320" w:hanging="180"/>
+      </w:pPr>
+    </w:lvl>
+    <w:lvl w:ilvl="6" w:tplc="280A000F" w:tentative="1">
+      <w:start w:val="1"/>
+      <w:numFmt w:val="decimal"/>
+      <w:lvlText w:val="%7."/>
+      <w:lvlJc w:val="left"/>
+      <w:pPr>
+        <w:ind w:left="5040" w:hanging="360"/>
+      </w:pPr>
+    </w:lvl>
+    <w:lvl w:ilvl="7" w:tplc="280A0019" w:tentative="1">
+      <w:start w:val="1"/>
+      <w:numFmt w:val="lowerLetter"/>
+      <w:lvlText w:val="%8."/>
+      <w:lvlJc w:val="left"/>
+      <w:pPr>
+        <w:ind w:left="5760" w:hanging="360"/>
+      </w:pPr>
+    </w:lvl>
+    <w:lvl w:ilvl="8" w:tplc="280A001B" w:tentative="1">
+      <w:start w:val="1"/>
+      <w:numFmt w:val="lowerRoman"/>
+      <w:lvlText w:val="%9."/>
+      <w:lvlJc w:val="left"/>
+      <w:pPr>
+        <w:ind w:left="6480" w:hanging="180"/>
+      </w:pPr>
     </w:lvl>
   </w:abstractNum>
   <w:abstractNum w:abstractNumId="22" ns2:restartNumberingAfterBreak="0">
-    <w:nsid w:val="017AC9BD"/>
+    <w:nsid w:val="033E14BA"/>
     <w:multiLevelType w:val="hybridMultilevel"/>
     <w:tmpl w:val="714E6132"/>
     <w:lvl w:ilvl="0" w:tplc="2DB4ABC6">
@@ -14845,7 +15052,7 @@
     </w:lvl>
   </w:abstractNum>
   <w:abstractNum w:abstractNumId="23" ns2:restartNumberingAfterBreak="0">
-    <w:nsid w:val="036B6420"/>
+    <w:nsid w:val="006B7E15"/>
     <w:multiLevelType w:val="hybridMultilevel"/>
     <w:tmpl w:val="21309A5E"/>
     <w:lvl w:ilvl="0" w:tplc="A99E7F56">
@@ -14936,7 +15143,7 @@
     </w:lvl>
   </w:abstractNum>
   <w:abstractNum w:abstractNumId="24" ns2:restartNumberingAfterBreak="0">
-    <w:nsid w:val="05DD527D"/>
+    <w:nsid w:val="035990B2"/>
     <w:multiLevelType w:val="hybridMultilevel"/>
     <w:tmpl w:val="8D509E92"/>
     <w:lvl w:ilvl="0" w:tplc="D08409FC">
@@ -15027,7 +15234,7 @@
     </w:lvl>
   </w:abstractNum>
   <w:abstractNum w:abstractNumId="25" ns2:restartNumberingAfterBreak="0">
-    <w:nsid w:val="053ECDB4"/>
+    <w:nsid w:val="0290DD30"/>
     <w:multiLevelType w:val="hybridMultilevel"/>
     <w:tmpl w:val="DB365466"/>
     <w:lvl w:ilvl="0" w:tplc="A7A293F0">
@@ -15116,7 +15323,7 @@
     </w:lvl>
   </w:abstractNum>
   <w:abstractNum w:abstractNumId="26" ns2:restartNumberingAfterBreak="0">
-    <w:nsid w:val="0580D2E5"/>
+    <w:nsid w:val="03F6CAA3"/>
     <w:multiLevelType w:val="hybridMultilevel"/>
     <w:tmpl w:val="76AAD3C2"/>
     <w:lvl w:ilvl="0" w:tplc="EE1A03B4">
@@ -15204,29 +15411,98 @@
       </w:pPr>
     </w:lvl>
   </w:abstractNum>
-  <w:abstractNum w:abstractNumId="27">
-    <w:nsid w:val="001AF38B"/>
-    <w:multiLevelType w:val="singleLevel"/>
-    <w:tmpl w:val="29761A62"/>
-    <w:lvl w:ilvl="0">
+  <w:abstractNum w:abstractNumId="27" ns2:restartNumberingAfterBreak="0">
+    <w:nsid w:val="045B67BB"/>
+    <w:multiLevelType w:val="hybridMultilevel"/>
+    <w:tmpl w:val="BC0812B4"/>
+    <w:lvl w:ilvl="0" w:tplc="D6503C2A">
       <w:start w:val="1"/>
       <w:numFmt w:val="decimal"/>
-      <w:pStyle w:val="ListBullet"/>
       <w:lvlText w:val="%1."/>
       <w:lvlJc w:val="left"/>
       <w:pPr>
-        <w:tabs>
-          <w:tab w:val="num" w:pos="360"/>
-        </w:tabs>
-        <w:ind w:left="360" w:hanging="360"/>
-      </w:pPr>
-      <w:rPr>
-        <w:rFonts w:ascii="Symbol" w:hAnsi="Symbol" w:hint="default"/>
-      </w:rPr>
+        <w:ind w:left="720" w:hanging="360"/>
+      </w:pPr>
+      <w:rPr>
+        <w:rFonts w:hint="default"/>
+        <w:vertAlign w:val="baseline"/>
+      </w:rPr>
+    </w:lvl>
+    <w:lvl w:ilvl="1" w:tplc="280A0019" w:tentative="1">
+      <w:start w:val="1"/>
+      <w:numFmt w:val="lowerLetter"/>
+      <w:lvlText w:val="%2."/>
+      <w:lvlJc w:val="left"/>
+      <w:pPr>
+        <w:ind w:left="1440" w:hanging="360"/>
+      </w:pPr>
+    </w:lvl>
+    <w:lvl w:ilvl="2" w:tplc="280A001B" w:tentative="1">
+      <w:start w:val="1"/>
+      <w:numFmt w:val="lowerRoman"/>
+      <w:lvlText w:val="%3."/>
+      <w:lvlJc w:val="left"/>
+      <w:pPr>
+        <w:ind w:left="2160" w:hanging="180"/>
+      </w:pPr>
+    </w:lvl>
+    <w:lvl w:ilvl="3" w:tplc="280A000F" w:tentative="1">
+      <w:start w:val="1"/>
+      <w:numFmt w:val="decimal"/>
+      <w:lvlText w:val="%4."/>
+      <w:lvlJc w:val="left"/>
+      <w:pPr>
+        <w:ind w:left="2880" w:hanging="360"/>
+      </w:pPr>
+    </w:lvl>
+    <w:lvl w:ilvl="4" w:tplc="280A0019" w:tentative="1">
+      <w:start w:val="1"/>
+      <w:numFmt w:val="lowerLetter"/>
+      <w:lvlText w:val="%5."/>
+      <w:lvlJc w:val="left"/>
+      <w:pPr>
+        <w:ind w:left="3600" w:hanging="360"/>
+      </w:pPr>
+    </w:lvl>
+    <w:lvl w:ilvl="5" w:tplc="280A001B" w:tentative="1">
+      <w:start w:val="1"/>
+      <w:numFmt w:val="lowerRoman"/>
+      <w:lvlText w:val="%6."/>
+      <w:lvlJc w:val="left"/>
+      <w:pPr>
+        <w:ind w:left="4320" w:hanging="180"/>
+      </w:pPr>
+    </w:lvl>
+    <w:lvl w:ilvl="6" w:tplc="280A000F" w:tentative="1">
+      <w:start w:val="1"/>
+      <w:numFmt w:val="decimal"/>
+      <w:lvlText w:val="%7."/>
+      <w:lvlJc w:val="left"/>
+      <w:pPr>
+        <w:ind w:left="5040" w:hanging="360"/>
+      </w:pPr>
+    </w:lvl>
+    <w:lvl w:ilvl="7" w:tplc="280A0019" w:tentative="1">
+      <w:start w:val="1"/>
+      <w:numFmt w:val="lowerLetter"/>
+      <w:lvlText w:val="%8."/>
+      <w:lvlJc w:val="left"/>
+      <w:pPr>
+        <w:ind w:left="5760" w:hanging="360"/>
+      </w:pPr>
+    </w:lvl>
+    <w:lvl w:ilvl="8" w:tplc="280A001B" w:tentative="1">
+      <w:start w:val="1"/>
+      <w:numFmt w:val="lowerRoman"/>
+      <w:lvlText w:val="%9."/>
+      <w:lvlJc w:val="left"/>
+      <w:pPr>
+        <w:ind w:left="6480" w:hanging="180"/>
+      </w:pPr>
     </w:lvl>
   </w:abstractNum>
   <w:abstractNum w:abstractNumId="28" ns2:restartNumberingAfterBreak="0">
-    <w:nsid w:val="00788E15"/>
+    <w:nsid w:val="031609BB"/>
     <w:multiLevelType w:val="hybridMultilevel"/>
     <w:tmpl w:val="714E6132"/>
     <w:lvl w:ilvl="0" w:tplc="2DB4ABC6">
@@ -15317,7 +15593,7 @@
     </w:lvl>
   </w:abstractNum>
   <w:abstractNum w:abstractNumId="29" ns2:restartNumberingAfterBreak="0">
-    <w:nsid w:val="04FC4261"/>
+    <w:nsid w:val="00D64DE1"/>
     <w:multiLevelType w:val="hybridMultilevel"/>
     <w:tmpl w:val="21309A5E"/>
     <w:lvl w:ilvl="0" w:tplc="A99E7F56">
@@ -15408,7 +15684,7 @@
     </w:lvl>
   </w:abstractNum>
   <w:abstractNum w:abstractNumId="30" ns2:restartNumberingAfterBreak="0">
-    <w:nsid w:val="03CB5831"/>
+    <w:nsid w:val="02321292"/>
     <w:multiLevelType w:val="hybridMultilevel"/>
     <w:tmpl w:val="8D509E92"/>
     <w:lvl w:ilvl="0" w:tplc="D08409FC">
@@ -15499,7 +15775,7 @@
     </w:lvl>
   </w:abstractNum>
   <w:abstractNum w:abstractNumId="31" ns2:restartNumberingAfterBreak="0">
-    <w:nsid w:val="02CCF11C"/>
+    <w:nsid w:val="0257C674"/>
     <w:multiLevelType w:val="hybridMultilevel"/>
     <w:tmpl w:val="DB365466"/>
     <w:lvl w:ilvl="0" w:tplc="A7A293F0">
@@ -15588,7 +15864,7 @@
     </w:lvl>
   </w:abstractNum>
   <w:abstractNum w:abstractNumId="32" ns2:restartNumberingAfterBreak="0">
-    <w:nsid w:val="02008DB8"/>
+    <w:nsid w:val="044AE337"/>
     <w:multiLevelType w:val="hybridMultilevel"/>
     <w:tmpl w:val="76AAD3C2"/>
     <w:lvl w:ilvl="0" w:tplc="EE1A03B4">
@@ -15676,29 +15952,98 @@
       </w:pPr>
     </w:lvl>
   </w:abstractNum>
-  <w:abstractNum w:abstractNumId="33">
-    <w:nsid w:val="01CAECBE"/>
-    <w:multiLevelType w:val="singleLevel"/>
-    <w:tmpl w:val="29761A62"/>
-    <w:lvl w:ilvl="0">
+  <w:abstractNum w:abstractNumId="33" ns2:restartNumberingAfterBreak="0">
+    <w:nsid w:val="02E1E101"/>
+    <w:multiLevelType w:val="hybridMultilevel"/>
+    <w:tmpl w:val="BC0812B4"/>
+    <w:lvl w:ilvl="0" w:tplc="D6503C2A">
       <w:start w:val="1"/>
       <w:numFmt w:val="decimal"/>
-      <w:pStyle w:val="ListBullet"/>
       <w:lvlText w:val="%1."/>
       <w:lvlJc w:val="left"/>
       <w:pPr>
-        <w:tabs>
-          <w:tab w:val="num" w:pos="360"/>
-        </w:tabs>
-        <w:ind w:left="360" w:hanging="360"/>
-      </w:pPr>
-      <w:rPr>
-        <w:rFonts w:ascii="Symbol" w:hAnsi="Symbol" w:hint="default"/>
-      </w:rPr>
+        <w:ind w:left="720" w:hanging="360"/>
+      </w:pPr>
+      <w:rPr>
+        <w:rFonts w:hint="default"/>
+        <w:vertAlign w:val="baseline"/>
+      </w:rPr>
+    </w:lvl>
+    <w:lvl w:ilvl="1" w:tplc="280A0019" w:tentative="1">
+      <w:start w:val="1"/>
+      <w:numFmt w:val="lowerLetter"/>
+      <w:lvlText w:val="%2."/>
+      <w:lvlJc w:val="left"/>
+      <w:pPr>
+        <w:ind w:left="1440" w:hanging="360"/>
+      </w:pPr>
+    </w:lvl>
+    <w:lvl w:ilvl="2" w:tplc="280A001B" w:tentative="1">
+      <w:start w:val="1"/>
+      <w:numFmt w:val="lowerRoman"/>
+      <w:lvlText w:val="%3."/>
+      <w:lvlJc w:val="left"/>
+      <w:pPr>
+        <w:ind w:left="2160" w:hanging="180"/>
+      </w:pPr>
+    </w:lvl>
+    <w:lvl w:ilvl="3" w:tplc="280A000F" w:tentative="1">
+      <w:start w:val="1"/>
+      <w:numFmt w:val="decimal"/>
+      <w:lvlText w:val="%4."/>
+      <w:lvlJc w:val="left"/>
+      <w:pPr>
+        <w:ind w:left="2880" w:hanging="360"/>
+      </w:pPr>
+    </w:lvl>
+    <w:lvl w:ilvl="4" w:tplc="280A0019" w:tentative="1">
+      <w:start w:val="1"/>
+      <w:numFmt w:val="lowerLetter"/>
+      <w:lvlText w:val="%5."/>
+      <w:lvlJc w:val="left"/>
+      <w:pPr>
+        <w:ind w:left="3600" w:hanging="360"/>
+      </w:pPr>
+    </w:lvl>
+    <w:lvl w:ilvl="5" w:tplc="280A001B" w:tentative="1">
+      <w:start w:val="1"/>
+      <w:numFmt w:val="lowerRoman"/>
+      <w:lvlText w:val="%6."/>
+      <w:lvlJc w:val="left"/>
+      <w:pPr>
+        <w:ind w:left="4320" w:hanging="180"/>
+      </w:pPr>
+    </w:lvl>
+    <w:lvl w:ilvl="6" w:tplc="280A000F" w:tentative="1">
+      <w:start w:val="1"/>
+      <w:numFmt w:val="decimal"/>
+      <w:lvlText w:val="%7."/>
+      <w:lvlJc w:val="left"/>
+      <w:pPr>
+        <w:ind w:left="5040" w:hanging="360"/>
+      </w:pPr>
+    </w:lvl>
+    <w:lvl w:ilvl="7" w:tplc="280A0019" w:tentative="1">
+      <w:start w:val="1"/>
+      <w:numFmt w:val="lowerLetter"/>
+      <w:lvlText w:val="%8."/>
+      <w:lvlJc w:val="left"/>
+      <w:pPr>
+        <w:ind w:left="5760" w:hanging="360"/>
+      </w:pPr>
+    </w:lvl>
+    <w:lvl w:ilvl="8" w:tplc="280A001B" w:tentative="1">
+      <w:start w:val="1"/>
+      <w:numFmt w:val="lowerRoman"/>
+      <w:lvlText w:val="%9."/>
+      <w:lvlJc w:val="left"/>
+      <w:pPr>
+        <w:ind w:left="6480" w:hanging="180"/>
+      </w:pPr>
     </w:lvl>
   </w:abstractNum>
   <w:abstractNum w:abstractNumId="34" ns2:restartNumberingAfterBreak="0">
-    <w:nsid w:val="00FFCABE"/>
+    <w:nsid w:val="016EFFBE"/>
     <w:multiLevelType w:val="hybridMultilevel"/>
     <w:tmpl w:val="714E6132"/>
     <w:lvl w:ilvl="0" w:tplc="2DB4ABC6">
@@ -15789,7 +16134,7 @@
     </w:lvl>
   </w:abstractNum>
   <w:abstractNum w:abstractNumId="35" ns2:restartNumberingAfterBreak="0">
-    <w:nsid w:val="01C1E066"/>
+    <w:nsid w:val="02270CD1"/>
     <w:multiLevelType w:val="hybridMultilevel"/>
     <w:tmpl w:val="21309A5E"/>
     <w:lvl w:ilvl="0" w:tplc="A99E7F56">
@@ -15880,7 +16225,7 @@
     </w:lvl>
   </w:abstractNum>
   <w:abstractNum w:abstractNumId="36" ns2:restartNumberingAfterBreak="0">
-    <w:nsid w:val="0273292F"/>
+    <w:nsid w:val="0396911D"/>
     <w:multiLevelType w:val="hybridMultilevel"/>
     <w:tmpl w:val="8D509E92"/>
     <w:lvl w:ilvl="0" w:tplc="D08409FC">
@@ -15971,7 +16316,7 @@
     </w:lvl>
   </w:abstractNum>
   <w:abstractNum w:abstractNumId="37" ns2:restartNumberingAfterBreak="0">
-    <w:nsid w:val="0138AE88"/>
+    <w:nsid w:val="031463E5"/>
     <w:multiLevelType w:val="hybridMultilevel"/>
     <w:tmpl w:val="DB365466"/>
     <w:lvl w:ilvl="0" w:tplc="A7A293F0">
@@ -16060,7 +16405,7 @@
     </w:lvl>
   </w:abstractNum>
   <w:abstractNum w:abstractNumId="38" ns2:restartNumberingAfterBreak="0">
-    <w:nsid w:val="0305F0FC"/>
+    <w:nsid w:val="05B29CB5"/>
     <w:multiLevelType w:val="hybridMultilevel"/>
     <w:tmpl w:val="76AAD3C2"/>
     <w:lvl w:ilvl="0" w:tplc="EE1A03B4">
@@ -16148,29 +16493,98 @@
       </w:pPr>
     </w:lvl>
   </w:abstractNum>
-  <w:abstractNum w:abstractNumId="39">
-    <w:nsid w:val="00688947"/>
-    <w:multiLevelType w:val="singleLevel"/>
-    <w:tmpl w:val="29761A62"/>
-    <w:lvl w:ilvl="0">
+  <w:abstractNum w:abstractNumId="39" ns2:restartNumberingAfterBreak="0">
+    <w:nsid w:val="02F81ECA"/>
+    <w:multiLevelType w:val="hybridMultilevel"/>
+    <w:tmpl w:val="BC0812B4"/>
+    <w:lvl w:ilvl="0" w:tplc="D6503C2A">
       <w:start w:val="1"/>
       <w:numFmt w:val="decimal"/>
-      <w:pStyle w:val="ListBullet"/>
       <w:lvlText w:val="%1."/>
       <w:lvlJc w:val="left"/>
       <w:pPr>
-        <w:tabs>
-          <w:tab w:val="num" w:pos="360"/>
-        </w:tabs>
-        <w:ind w:left="360" w:hanging="360"/>
-      </w:pPr>
-      <w:rPr>
-        <w:rFonts w:ascii="Symbol" w:hAnsi="Symbol" w:hint="default"/>
-      </w:rPr>
+        <w:ind w:left="720" w:hanging="360"/>
+      </w:pPr>
+      <w:rPr>
+        <w:rFonts w:hint="default"/>
+        <w:vertAlign w:val="baseline"/>
+      </w:rPr>
+    </w:lvl>
+    <w:lvl w:ilvl="1" w:tplc="280A0019" w:tentative="1">
+      <w:start w:val="1"/>
+      <w:numFmt w:val="lowerLetter"/>
+      <w:lvlText w:val="%2."/>
+      <w:lvlJc w:val="left"/>
+      <w:pPr>
+        <w:ind w:left="1440" w:hanging="360"/>
+      </w:pPr>
+    </w:lvl>
+    <w:lvl w:ilvl="2" w:tplc="280A001B" w:tentative="1">
+      <w:start w:val="1"/>
+      <w:numFmt w:val="lowerRoman"/>
+      <w:lvlText w:val="%3."/>
+      <w:lvlJc w:val="left"/>
+      <w:pPr>
+        <w:ind w:left="2160" w:hanging="180"/>
+      </w:pPr>
+    </w:lvl>
+    <w:lvl w:ilvl="3" w:tplc="280A000F" w:tentative="1">
+      <w:start w:val="1"/>
+      <w:numFmt w:val="decimal"/>
+      <w:lvlText w:val="%4."/>
+      <w:lvlJc w:val="left"/>
+      <w:pPr>
+        <w:ind w:left="2880" w:hanging="360"/>
+      </w:pPr>
+    </w:lvl>
+    <w:lvl w:ilvl="4" w:tplc="280A0019" w:tentative="1">
+      <w:start w:val="1"/>
+      <w:numFmt w:val="lowerLetter"/>
+      <w:lvlText w:val="%5."/>
+      <w:lvlJc w:val="left"/>
+      <w:pPr>
+        <w:ind w:left="3600" w:hanging="360"/>
+      </w:pPr>
+    </w:lvl>
+    <w:lvl w:ilvl="5" w:tplc="280A001B" w:tentative="1">
+      <w:start w:val="1"/>
+      <w:numFmt w:val="lowerRoman"/>
+      <w:lvlText w:val="%6."/>
+      <w:lvlJc w:val="left"/>
+      <w:pPr>
+        <w:ind w:left="4320" w:hanging="180"/>
+      </w:pPr>
+    </w:lvl>
+    <w:lvl w:ilvl="6" w:tplc="280A000F" w:tentative="1">
+      <w:start w:val="1"/>
+      <w:numFmt w:val="decimal"/>
+      <w:lvlText w:val="%7."/>
+      <w:lvlJc w:val="left"/>
+      <w:pPr>
+        <w:ind w:left="5040" w:hanging="360"/>
+      </w:pPr>
+    </w:lvl>
+    <w:lvl w:ilvl="7" w:tplc="280A0019" w:tentative="1">
+      <w:start w:val="1"/>
+      <w:numFmt w:val="lowerLetter"/>
+      <w:lvlText w:val="%8."/>
+      <w:lvlJc w:val="left"/>
+      <w:pPr>
+        <w:ind w:left="5760" w:hanging="360"/>
+      </w:pPr>
+    </w:lvl>
+    <w:lvl w:ilvl="8" w:tplc="280A001B" w:tentative="1">
+      <w:start w:val="1"/>
+      <w:numFmt w:val="lowerRoman"/>
+      <w:lvlText w:val="%9."/>
+      <w:lvlJc w:val="left"/>
+      <w:pPr>
+        <w:ind w:left="6480" w:hanging="180"/>
+      </w:pPr>
     </w:lvl>
   </w:abstractNum>
   <w:abstractNum w:abstractNumId="40" ns2:restartNumberingAfterBreak="0">
-    <w:nsid w:val="045C5F61"/>
+    <w:nsid w:val="0048BF21"/>
     <w:multiLevelType w:val="hybridMultilevel"/>
     <w:tmpl w:val="714E6132"/>
     <w:lvl w:ilvl="0" w:tplc="2DB4ABC6">
@@ -16261,7 +16675,7 @@
     </w:lvl>
   </w:abstractNum>
   <w:abstractNum w:abstractNumId="41" ns2:restartNumberingAfterBreak="0">
-    <w:nsid w:val="045E70B7"/>
+    <w:nsid w:val="01923F12"/>
     <w:multiLevelType w:val="hybridMultilevel"/>
     <w:tmpl w:val="21309A5E"/>
     <w:lvl w:ilvl="0" w:tplc="A99E7F56">
@@ -16352,7 +16766,7 @@
     </w:lvl>
   </w:abstractNum>
   <w:abstractNum w:abstractNumId="42" ns2:restartNumberingAfterBreak="0">
-    <w:nsid w:val="02EED799"/>
+    <w:nsid w:val="00FAF378"/>
     <w:multiLevelType w:val="hybridMultilevel"/>
     <w:tmpl w:val="8D509E92"/>
     <w:lvl w:ilvl="0" w:tplc="D08409FC">
@@ -16443,7 +16857,7 @@
     </w:lvl>
   </w:abstractNum>
   <w:abstractNum w:abstractNumId="43" ns2:restartNumberingAfterBreak="0">
-    <w:nsid w:val="05000EED"/>
+    <w:nsid w:val="03677F58"/>
     <w:multiLevelType w:val="hybridMultilevel"/>
     <w:tmpl w:val="DB365466"/>
     <w:lvl w:ilvl="0" w:tplc="A7A293F0">
@@ -16532,7 +16946,7 @@
     </w:lvl>
   </w:abstractNum>
   <w:abstractNum w:abstractNumId="44" ns2:restartNumberingAfterBreak="0">
-    <w:nsid w:val="04E57395"/>
+    <w:nsid w:val="005A2EA6"/>
     <w:multiLevelType w:val="hybridMultilevel"/>
     <w:tmpl w:val="76AAD3C2"/>
     <w:lvl w:ilvl="0" w:tplc="EE1A03B4">
@@ -16620,29 +17034,98 @@
       </w:pPr>
     </w:lvl>
   </w:abstractNum>
-  <w:abstractNum w:abstractNumId="45">
-    <w:nsid w:val="04E27342"/>
-    <w:multiLevelType w:val="singleLevel"/>
-    <w:tmpl w:val="29761A62"/>
-    <w:lvl w:ilvl="0">
+  <w:abstractNum w:abstractNumId="45" ns2:restartNumberingAfterBreak="0">
+    <w:nsid w:val="02057618"/>
+    <w:multiLevelType w:val="hybridMultilevel"/>
+    <w:tmpl w:val="BC0812B4"/>
+    <w:lvl w:ilvl="0" w:tplc="D6503C2A">
       <w:start w:val="1"/>
       <w:numFmt w:val="decimal"/>
-      <w:pStyle w:val="ListBullet"/>
       <w:lvlText w:val="%1."/>
       <w:lvlJc w:val="left"/>
       <w:pPr>
-        <w:tabs>
-          <w:tab w:val="num" w:pos="360"/>
-        </w:tabs>
-        <w:ind w:left="360" w:hanging="360"/>
-      </w:pPr>
-      <w:rPr>
-        <w:rFonts w:ascii="Symbol" w:hAnsi="Symbol" w:hint="default"/>
-      </w:rPr>
+        <w:ind w:left="720" w:hanging="360"/>
+      </w:pPr>
+      <w:rPr>
+        <w:rFonts w:hint="default"/>
+        <w:vertAlign w:val="baseline"/>
+      </w:rPr>
+    </w:lvl>
+    <w:lvl w:ilvl="1" w:tplc="280A0019" w:tentative="1">
+      <w:start w:val="1"/>
+      <w:numFmt w:val="lowerLetter"/>
+      <w:lvlText w:val="%2."/>
+      <w:lvlJc w:val="left"/>
+      <w:pPr>
+        <w:ind w:left="1440" w:hanging="360"/>
+      </w:pPr>
+    </w:lvl>
+    <w:lvl w:ilvl="2" w:tplc="280A001B" w:tentative="1">
+      <w:start w:val="1"/>
+      <w:numFmt w:val="lowerRoman"/>
+      <w:lvlText w:val="%3."/>
+      <w:lvlJc w:val="left"/>
+      <w:pPr>
+        <w:ind w:left="2160" w:hanging="180"/>
+      </w:pPr>
+    </w:lvl>
+    <w:lvl w:ilvl="3" w:tplc="280A000F" w:tentative="1">
+      <w:start w:val="1"/>
+      <w:numFmt w:val="decimal"/>
+      <w:lvlText w:val="%4."/>
+      <w:lvlJc w:val="left"/>
+      <w:pPr>
+        <w:ind w:left="2880" w:hanging="360"/>
+      </w:pPr>
+    </w:lvl>
+    <w:lvl w:ilvl="4" w:tplc="280A0019" w:tentative="1">
+      <w:start w:val="1"/>
+      <w:numFmt w:val="lowerLetter"/>
+      <w:lvlText w:val="%5."/>
+      <w:lvlJc w:val="left"/>
+      <w:pPr>
+        <w:ind w:left="3600" w:hanging="360"/>
+      </w:pPr>
+    </w:lvl>
+    <w:lvl w:ilvl="5" w:tplc="280A001B" w:tentative="1">
+      <w:start w:val="1"/>
+      <w:numFmt w:val="lowerRoman"/>
+      <w:lvlText w:val="%6."/>
+      <w:lvlJc w:val="left"/>
+      <w:pPr>
+        <w:ind w:left="4320" w:hanging="180"/>
+      </w:pPr>
+    </w:lvl>
+    <w:lvl w:ilvl="6" w:tplc="280A000F" w:tentative="1">
+      <w:start w:val="1"/>
+      <w:numFmt w:val="decimal"/>
+      <w:lvlText w:val="%7."/>
+      <w:lvlJc w:val="left"/>
+      <w:pPr>
+        <w:ind w:left="5040" w:hanging="360"/>
+      </w:pPr>
+    </w:lvl>
+    <w:lvl w:ilvl="7" w:tplc="280A0019" w:tentative="1">
+      <w:start w:val="1"/>
+      <w:numFmt w:val="lowerLetter"/>
+      <w:lvlText w:val="%8."/>
+      <w:lvlJc w:val="left"/>
+      <w:pPr>
+        <w:ind w:left="5760" w:hanging="360"/>
+      </w:pPr>
+    </w:lvl>
+    <w:lvl w:ilvl="8" w:tplc="280A001B" w:tentative="1">
+      <w:start w:val="1"/>
+      <w:numFmt w:val="lowerRoman"/>
+      <w:lvlText w:val="%9."/>
+      <w:lvlJc w:val="left"/>
+      <w:pPr>
+        <w:ind w:left="6480" w:hanging="180"/>
+      </w:pPr>
     </w:lvl>
   </w:abstractNum>
   <w:abstractNum w:abstractNumId="46" ns2:restartNumberingAfterBreak="0">
-    <w:nsid w:val="035AC252"/>
+    <w:nsid w:val="00BBE997"/>
     <w:multiLevelType w:val="hybridMultilevel"/>
     <w:tmpl w:val="714E6132"/>
     <w:lvl w:ilvl="0" w:tplc="2DB4ABC6">
@@ -16733,7 +17216,7 @@
     </w:lvl>
   </w:abstractNum>
   <w:abstractNum w:abstractNumId="47" ns2:restartNumberingAfterBreak="0">
-    <w:nsid w:val="022ED965"/>
+    <w:nsid w:val="05D92BB9"/>
     <w:multiLevelType w:val="hybridMultilevel"/>
     <w:tmpl w:val="21309A5E"/>
     <w:lvl w:ilvl="0" w:tplc="A99E7F56">
@@ -16824,7 +17307,7 @@
     </w:lvl>
   </w:abstractNum>
   <w:abstractNum w:abstractNumId="48" ns2:restartNumberingAfterBreak="0">
-    <w:nsid w:val="04A7DC04"/>
+    <w:nsid w:val="02532CA5"/>
     <w:multiLevelType w:val="hybridMultilevel"/>
     <w:tmpl w:val="8D509E92"/>
     <w:lvl w:ilvl="0" w:tplc="D08409FC">
@@ -16915,7 +17398,7 @@
     </w:lvl>
   </w:abstractNum>
   <w:abstractNum w:abstractNumId="49" ns2:restartNumberingAfterBreak="0">
-    <w:nsid w:val="01EA8821"/>
+    <w:nsid w:val="00D95EFC"/>
     <w:multiLevelType w:val="hybridMultilevel"/>
     <w:tmpl w:val="21ECE2A0"/>
     <w:lvl w:ilvl="0" w:tplc="5C2A410E">
@@ -17004,7 +17487,7 @@
     </w:lvl>
   </w:abstractNum>
   <w:abstractNum w:abstractNumId="50" ns2:restartNumberingAfterBreak="0">
-    <w:nsid w:val="04F9BB36"/>
+    <w:nsid w:val="01140C5C"/>
     <w:multiLevelType w:val="hybridMultilevel"/>
     <w:tmpl w:val="C58292E4"/>
     <w:lvl w:ilvl="0" w:tplc="6C10323E">
@@ -17092,29 +17575,98 @@
       </w:pPr>
     </w:lvl>
   </w:abstractNum>
-  <w:abstractNum w:abstractNumId="51">
-    <w:nsid w:val="03FAB0CE"/>
-    <w:multiLevelType w:val="singleLevel"/>
-    <w:tmpl w:val="29761A62"/>
-    <w:lvl w:ilvl="0">
+  <w:abstractNum w:abstractNumId="51" ns2:restartNumberingAfterBreak="0">
+    <w:nsid w:val="023AB6BA"/>
+    <w:multiLevelType w:val="hybridMultilevel"/>
+    <w:tmpl w:val="BC0812B4"/>
+    <w:lvl w:ilvl="0" w:tplc="D6503C2A">
       <w:start w:val="1"/>
       <w:numFmt w:val="decimal"/>
-      <w:pStyle w:val="ListBullet"/>
       <w:lvlText w:val="%1."/>
       <w:lvlJc w:val="left"/>
       <w:pPr>
-        <w:tabs>
-          <w:tab w:val="num" w:pos="360"/>
-        </w:tabs>
-        <w:ind w:left="360" w:hanging="360"/>
-      </w:pPr>
-      <w:rPr>
-        <w:rFonts w:ascii="Symbol" w:hAnsi="Symbol" w:hint="default"/>
-      </w:rPr>
+        <w:ind w:left="720" w:hanging="360"/>
+      </w:pPr>
+      <w:rPr>
+        <w:rFonts w:hint="default"/>
+        <w:vertAlign w:val="baseline"/>
+      </w:rPr>
+    </w:lvl>
+    <w:lvl w:ilvl="1" w:tplc="280A0019" w:tentative="1">
+      <w:start w:val="1"/>
+      <w:numFmt w:val="lowerLetter"/>
+      <w:lvlText w:val="%2."/>
+      <w:lvlJc w:val="left"/>
+      <w:pPr>
+        <w:ind w:left="1440" w:hanging="360"/>
+      </w:pPr>
+    </w:lvl>
+    <w:lvl w:ilvl="2" w:tplc="280A001B" w:tentative="1">
+      <w:start w:val="1"/>
+      <w:numFmt w:val="lowerRoman"/>
+      <w:lvlText w:val="%3."/>
+      <w:lvlJc w:val="left"/>
+      <w:pPr>
+        <w:ind w:left="2160" w:hanging="180"/>
+      </w:pPr>
+    </w:lvl>
+    <w:lvl w:ilvl="3" w:tplc="280A000F" w:tentative="1">
+      <w:start w:val="1"/>
+      <w:numFmt w:val="decimal"/>
+      <w:lvlText w:val="%4."/>
+      <w:lvlJc w:val="left"/>
+      <w:pPr>
+        <w:ind w:left="2880" w:hanging="360"/>
+      </w:pPr>
+    </w:lvl>
+    <w:lvl w:ilvl="4" w:tplc="280A0019" w:tentative="1">
+      <w:start w:val="1"/>
+      <w:numFmt w:val="lowerLetter"/>
+      <w:lvlText w:val="%5."/>
+      <w:lvlJc w:val="left"/>
+      <w:pPr>
+        <w:ind w:left="3600" w:hanging="360"/>
+      </w:pPr>
+    </w:lvl>
+    <w:lvl w:ilvl="5" w:tplc="280A001B" w:tentative="1">
+      <w:start w:val="1"/>
+      <w:numFmt w:val="lowerRoman"/>
+      <w:lvlText w:val="%6."/>
+      <w:lvlJc w:val="left"/>
+      <w:pPr>
+        <w:ind w:left="4320" w:hanging="180"/>
+      </w:pPr>
+    </w:lvl>
+    <w:lvl w:ilvl="6" w:tplc="280A000F" w:tentative="1">
+      <w:start w:val="1"/>
+      <w:numFmt w:val="decimal"/>
+      <w:lvlText w:val="%7."/>
+      <w:lvlJc w:val="left"/>
+      <w:pPr>
+        <w:ind w:left="5040" w:hanging="360"/>
+      </w:pPr>
+    </w:lvl>
+    <w:lvl w:ilvl="7" w:tplc="280A0019" w:tentative="1">
+      <w:start w:val="1"/>
+      <w:numFmt w:val="lowerLetter"/>
+      <w:lvlText w:val="%8."/>
+      <w:lvlJc w:val="left"/>
+      <w:pPr>
+        <w:ind w:left="5760" w:hanging="360"/>
+      </w:pPr>
+    </w:lvl>
+    <w:lvl w:ilvl="8" w:tplc="280A001B" w:tentative="1">
+      <w:start w:val="1"/>
+      <w:numFmt w:val="lowerRoman"/>
+      <w:lvlText w:val="%9."/>
+      <w:lvlJc w:val="left"/>
+      <w:pPr>
+        <w:ind w:left="6480" w:hanging="180"/>
+      </w:pPr>
     </w:lvl>
   </w:abstractNum>
   <w:abstractNum w:abstractNumId="52" ns2:restartNumberingAfterBreak="0">
-    <w:nsid w:val="03221C01"/>
+    <w:nsid w:val="03EF69FD"/>
     <w:multiLevelType w:val="hybridMultilevel"/>
     <w:tmpl w:val="714E6132"/>
     <w:lvl w:ilvl="0" w:tplc="2DB4ABC6">
@@ -17205,7 +17757,7 @@
     </w:lvl>
   </w:abstractNum>
   <w:abstractNum w:abstractNumId="53" ns2:restartNumberingAfterBreak="0">
-    <w:nsid w:val="00471FF4"/>
+    <w:nsid w:val="00652740"/>
     <w:multiLevelType w:val="hybridMultilevel"/>
     <w:tmpl w:val="21309A5E"/>
     <w:lvl w:ilvl="0" w:tplc="A99E7F56">
@@ -17296,7 +17848,7 @@
     </w:lvl>
   </w:abstractNum>
   <w:abstractNum w:abstractNumId="54" ns2:restartNumberingAfterBreak="0">
-    <w:nsid w:val="00D48DC1"/>
+    <w:nsid w:val="00E9C26E"/>
     <w:multiLevelType w:val="hybridMultilevel"/>
     <w:tmpl w:val="8D509E92"/>
     <w:lvl w:ilvl="0" w:tplc="D08409FC">
@@ -17387,7 +17939,7 @@
     </w:lvl>
   </w:abstractNum>
   <w:abstractNum w:abstractNumId="55" ns2:restartNumberingAfterBreak="0">
-    <w:nsid w:val="038E8EE4"/>
+    <w:nsid w:val="04333F0A"/>
     <w:multiLevelType w:val="hybridMultilevel"/>
     <w:tmpl w:val="21ECE2A0"/>
     <w:lvl w:ilvl="0" w:tplc="5C2A410E">
@@ -17476,7 +18028,7 @@
     </w:lvl>
   </w:abstractNum>
   <w:abstractNum w:abstractNumId="56" ns2:restartNumberingAfterBreak="0">
-    <w:nsid w:val="0041B940"/>
+    <w:nsid w:val="01F20118"/>
     <w:multiLevelType w:val="hybridMultilevel"/>
     <w:tmpl w:val="C58292E4"/>
     <w:lvl w:ilvl="0" w:tplc="6C10323E">
@@ -17564,29 +18116,98 @@
       </w:pPr>
     </w:lvl>
   </w:abstractNum>
-  <w:abstractNum w:abstractNumId="57">
-    <w:nsid w:val="0028230A"/>
-    <w:multiLevelType w:val="singleLevel"/>
-    <w:tmpl w:val="29761A62"/>
-    <w:lvl w:ilvl="0">
+  <w:abstractNum w:abstractNumId="57" ns2:restartNumberingAfterBreak="0">
+    <w:nsid w:val="05F49341"/>
+    <w:multiLevelType w:val="hybridMultilevel"/>
+    <w:tmpl w:val="BC0812B4"/>
+    <w:lvl w:ilvl="0" w:tplc="D6503C2A">
       <w:start w:val="1"/>
       <w:numFmt w:val="decimal"/>
-      <w:pStyle w:val="ListBullet"/>
       <w:lvlText w:val="%1."/>
       <w:lvlJc w:val="left"/>
       <w:pPr>
-        <w:tabs>
-          <w:tab w:val="num" w:pos="360"/>
-        </w:tabs>
-        <w:ind w:left="360" w:hanging="360"/>
-      </w:pPr>
-      <w:rPr>
-        <w:rFonts w:ascii="Symbol" w:hAnsi="Symbol" w:hint="default"/>
-      </w:rPr>
+        <w:ind w:left="720" w:hanging="360"/>
+      </w:pPr>
+      <w:rPr>
+        <w:rFonts w:hint="default"/>
+        <w:vertAlign w:val="baseline"/>
+      </w:rPr>
+    </w:lvl>
+    <w:lvl w:ilvl="1" w:tplc="280A0019" w:tentative="1">
+      <w:start w:val="1"/>
+      <w:numFmt w:val="lowerLetter"/>
+      <w:lvlText w:val="%2."/>
+      <w:lvlJc w:val="left"/>
+      <w:pPr>
+        <w:ind w:left="1440" w:hanging="360"/>
+      </w:pPr>
+    </w:lvl>
+    <w:lvl w:ilvl="2" w:tplc="280A001B" w:tentative="1">
+      <w:start w:val="1"/>
+      <w:numFmt w:val="lowerRoman"/>
+      <w:lvlText w:val="%3."/>
+      <w:lvlJc w:val="left"/>
+      <w:pPr>
+        <w:ind w:left="2160" w:hanging="180"/>
+      </w:pPr>
+    </w:lvl>
+    <w:lvl w:ilvl="3" w:tplc="280A000F" w:tentative="1">
+      <w:start w:val="1"/>
+      <w:numFmt w:val="decimal"/>
+      <w:lvlText w:val="%4."/>
+      <w:lvlJc w:val="left"/>
+      <w:pPr>
+        <w:ind w:left="2880" w:hanging="360"/>
+      </w:pPr>
+    </w:lvl>
+    <w:lvl w:ilvl="4" w:tplc="280A0019" w:tentative="1">
+      <w:start w:val="1"/>
+      <w:numFmt w:val="lowerLetter"/>
+      <w:lvlText w:val="%5."/>
+      <w:lvlJc w:val="left"/>
+      <w:pPr>
+        <w:ind w:left="3600" w:hanging="360"/>
+      </w:pPr>
+    </w:lvl>
+    <w:lvl w:ilvl="5" w:tplc="280A001B" w:tentative="1">
+      <w:start w:val="1"/>
+      <w:numFmt w:val="lowerRoman"/>
+      <w:lvlText w:val="%6."/>
+      <w:lvlJc w:val="left"/>
+      <w:pPr>
+        <w:ind w:left="4320" w:hanging="180"/>
+      </w:pPr>
+    </w:lvl>
+    <w:lvl w:ilvl="6" w:tplc="280A000F" w:tentative="1">
+      <w:start w:val="1"/>
+      <w:numFmt w:val="decimal"/>
+      <w:lvlText w:val="%7."/>
+      <w:lvlJc w:val="left"/>
+      <w:pPr>
+        <w:ind w:left="5040" w:hanging="360"/>
+      </w:pPr>
+    </w:lvl>
+    <w:lvl w:ilvl="7" w:tplc="280A0019" w:tentative="1">
+      <w:start w:val="1"/>
+      <w:numFmt w:val="lowerLetter"/>
+      <w:lvlText w:val="%8."/>
+      <w:lvlJc w:val="left"/>
+      <w:pPr>
+        <w:ind w:left="5760" w:hanging="360"/>
+      </w:pPr>
+    </w:lvl>
+    <w:lvl w:ilvl="8" w:tplc="280A001B" w:tentative="1">
+      <w:start w:val="1"/>
+      <w:numFmt w:val="lowerRoman"/>
+      <w:lvlText w:val="%9."/>
+      <w:lvlJc w:val="left"/>
+      <w:pPr>
+        <w:ind w:left="6480" w:hanging="180"/>
+      </w:pPr>
     </w:lvl>
   </w:abstractNum>
   <w:abstractNum w:abstractNumId="58" ns2:restartNumberingAfterBreak="0">
-    <w:nsid w:val="00D12185"/>
+    <w:nsid w:val="05F3FB9E"/>
     <w:multiLevelType w:val="hybridMultilevel"/>
     <w:tmpl w:val="714E6132"/>
     <w:lvl w:ilvl="0" w:tplc="2DB4ABC6">
@@ -17677,7 +18298,7 @@
     </w:lvl>
   </w:abstractNum>
   <w:abstractNum w:abstractNumId="59" ns2:restartNumberingAfterBreak="0">
-    <w:nsid w:val="03898414"/>
+    <w:nsid w:val="02FD799F"/>
     <w:multiLevelType w:val="hybridMultilevel"/>
     <w:tmpl w:val="21309A5E"/>
     <w:lvl w:ilvl="0" w:tplc="A99E7F56">
@@ -17768,7 +18389,7 @@
     </w:lvl>
   </w:abstractNum>
   <w:abstractNum w:abstractNumId="60" ns2:restartNumberingAfterBreak="0">
-    <w:nsid w:val="04AFF511"/>
+    <w:nsid w:val="05170BA1"/>
     <w:multiLevelType w:val="hybridMultilevel"/>
     <w:tmpl w:val="8D509E92"/>
     <w:lvl w:ilvl="0" w:tplc="D08409FC">
@@ -17859,7 +18480,7 @@
     </w:lvl>
   </w:abstractNum>
   <w:abstractNum w:abstractNumId="61" ns2:restartNumberingAfterBreak="0">
-    <w:nsid w:val="02F4296D"/>
+    <w:nsid w:val="03FF8CCB"/>
     <w:multiLevelType w:val="hybridMultilevel"/>
     <w:tmpl w:val="DB365466"/>
     <w:lvl w:ilvl="0" w:tplc="A7A293F0">
@@ -17948,7 +18569,7 @@
     </w:lvl>
   </w:abstractNum>
   <w:abstractNum w:abstractNumId="62" ns2:restartNumberingAfterBreak="0">
-    <w:nsid w:val="022DA036"/>
+    <w:nsid w:val="00F2A24A"/>
     <w:multiLevelType w:val="hybridMultilevel"/>
     <w:tmpl w:val="76AAD3C2"/>
     <w:lvl w:ilvl="0" w:tplc="EE1A03B4">
@@ -18037,7 +18658,7 @@
     </w:lvl>
   </w:abstractNum>
   <w:abstractNum w:abstractNumId="63" ns2:restartNumberingAfterBreak="0">
-    <w:nsid w:val="01C5D0F4"/>
+    <w:nsid w:val="00125962"/>
     <w:multiLevelType w:val="hybridMultilevel"/>
     <w:tmpl w:val="F30EE900"/>
     <w:lvl w:ilvl="0" w:tplc="44FABB86">
@@ -18128,7 +18749,7 @@
     </w:lvl>
   </w:abstractNum>
   <w:abstractNum w:abstractNumId="64" ns2:restartNumberingAfterBreak="0">
-    <w:nsid w:val="0079075E"/>
+    <w:nsid w:val="02B0ED78"/>
     <w:multiLevelType w:val="hybridMultilevel"/>
     <w:tmpl w:val="EB70CD30"/>
     <w:lvl w:ilvl="0" w:tplc="DEBED69E">
@@ -18218,7 +18839,7 @@
     </w:lvl>
   </w:abstractNum>
   <w:abstractNum w:abstractNumId="65" ns2:restartNumberingAfterBreak="0">
-    <w:nsid w:val="0436AE68"/>
+    <w:nsid w:val="03364A58"/>
     <w:multiLevelType w:val="hybridMultilevel"/>
     <w:tmpl w:val="79FC216E"/>
     <w:lvl w:ilvl="0" w:tplc="93E8CD88">
@@ -18307,7 +18928,7 @@
     </w:lvl>
   </w:abstractNum>
   <w:abstractNum w:abstractNumId="66" ns2:restartNumberingAfterBreak="0">
-    <w:nsid w:val="0438E346"/>
+    <w:nsid w:val="017D1B80"/>
     <w:multiLevelType w:val="hybridMultilevel"/>
     <w:tmpl w:val="7BAA98CE"/>
     <w:lvl w:ilvl="0" w:tplc="C4CC74DC">
@@ -18396,7 +19017,7 @@
     </w:lvl>
   </w:abstractNum>
   <w:abstractNum w:abstractNumId="67" ns2:restartNumberingAfterBreak="0">
-    <w:nsid w:val="0275EF11"/>
+    <w:nsid w:val="0595BB00"/>
     <w:multiLevelType w:val="hybridMultilevel"/>
     <w:tmpl w:val="E3B4FD6A"/>
     <w:lvl w:ilvl="0" w:tplc="1264CDFC">
@@ -18485,29 +19106,98 @@
       </w:pPr>
     </w:lvl>
   </w:abstractNum>
-  <w:abstractNum w:abstractNumId="68">
-    <w:nsid w:val="01ACF1B6"/>
-    <w:multiLevelType w:val="singleLevel"/>
-    <w:tmpl w:val="29761A62"/>
-    <w:lvl w:ilvl="0">
+  <w:abstractNum w:abstractNumId="68" ns2:restartNumberingAfterBreak="0">
+    <w:nsid w:val="04F0DE8A"/>
+    <w:multiLevelType w:val="hybridMultilevel"/>
+    <w:tmpl w:val="BC0812B4"/>
+    <w:lvl w:ilvl="0" w:tplc="D6503C2A">
       <w:start w:val="1"/>
       <w:numFmt w:val="decimal"/>
-      <w:pStyle w:val="ListBullet"/>
       <w:lvlText w:val="%1."/>
       <w:lvlJc w:val="left"/>
       <w:pPr>
-        <w:tabs>
-          <w:tab w:val="num" w:pos="360"/>
-        </w:tabs>
-        <w:ind w:left="360" w:hanging="360"/>
-      </w:pPr>
-      <w:rPr>
-        <w:rFonts w:ascii="Symbol" w:hAnsi="Symbol" w:hint="default"/>
-      </w:rPr>
+        <w:ind w:left="720" w:hanging="360"/>
+      </w:pPr>
+      <w:rPr>
+        <w:rFonts w:hint="default"/>
+        <w:vertAlign w:val="baseline"/>
+      </w:rPr>
+    </w:lvl>
+    <w:lvl w:ilvl="1" w:tplc="280A0019" w:tentative="1">
+      <w:start w:val="1"/>
+      <w:numFmt w:val="lowerLetter"/>
+      <w:lvlText w:val="%2."/>
+      <w:lvlJc w:val="left"/>
+      <w:pPr>
+        <w:ind w:left="1440" w:hanging="360"/>
+      </w:pPr>
+    </w:lvl>
+    <w:lvl w:ilvl="2" w:tplc="280A001B" w:tentative="1">
+      <w:start w:val="1"/>
+      <w:numFmt w:val="lowerRoman"/>
+      <w:lvlText w:val="%3."/>
+      <w:lvlJc w:val="left"/>
+      <w:pPr>
+        <w:ind w:left="2160" w:hanging="180"/>
+      </w:pPr>
+    </w:lvl>
+    <w:lvl w:ilvl="3" w:tplc="280A000F" w:tentative="1">
+      <w:start w:val="1"/>
+      <w:numFmt w:val="decimal"/>
+      <w:lvlText w:val="%4."/>
+      <w:lvlJc w:val="left"/>
+      <w:pPr>
+        <w:ind w:left="2880" w:hanging="360"/>
+      </w:pPr>
+    </w:lvl>
+    <w:lvl w:ilvl="4" w:tplc="280A0019" w:tentative="1">
+      <w:start w:val="1"/>
+      <w:numFmt w:val="lowerLetter"/>
+      <w:lvlText w:val="%5."/>
+      <w:lvlJc w:val="left"/>
+      <w:pPr>
+        <w:ind w:left="3600" w:hanging="360"/>
+      </w:pPr>
+    </w:lvl>
+    <w:lvl w:ilvl="5" w:tplc="280A001B" w:tentative="1">
+      <w:start w:val="1"/>
+      <w:numFmt w:val="lowerRoman"/>
+      <w:lvlText w:val="%6."/>
+      <w:lvlJc w:val="left"/>
+      <w:pPr>
+        <w:ind w:left="4320" w:hanging="180"/>
+      </w:pPr>
+    </w:lvl>
+    <w:lvl w:ilvl="6" w:tplc="280A000F" w:tentative="1">
+      <w:start w:val="1"/>
+      <w:numFmt w:val="decimal"/>
+      <w:lvlText w:val="%7."/>
+      <w:lvlJc w:val="left"/>
+      <w:pPr>
+        <w:ind w:left="5040" w:hanging="360"/>
+      </w:pPr>
+    </w:lvl>
+    <w:lvl w:ilvl="7" w:tplc="280A0019" w:tentative="1">
+      <w:start w:val="1"/>
+      <w:numFmt w:val="lowerLetter"/>
+      <w:lvlText w:val="%8."/>
+      <w:lvlJc w:val="left"/>
+      <w:pPr>
+        <w:ind w:left="5760" w:hanging="360"/>
+      </w:pPr>
+    </w:lvl>
+    <w:lvl w:ilvl="8" w:tplc="280A001B" w:tentative="1">
+      <w:start w:val="1"/>
+      <w:numFmt w:val="lowerRoman"/>
+      <w:lvlText w:val="%9."/>
+      <w:lvlJc w:val="left"/>
+      <w:pPr>
+        <w:ind w:left="6480" w:hanging="180"/>
+      </w:pPr>
     </w:lvl>
   </w:abstractNum>
   <w:abstractNum w:abstractNumId="69" ns2:restartNumberingAfterBreak="0">
-    <w:nsid w:val="008D2727"/>
+    <w:nsid w:val="027735DD"/>
     <w:multiLevelType w:val="hybridMultilevel"/>
     <w:tmpl w:val="714E6132"/>
     <w:lvl w:ilvl="0" w:tplc="2DB4ABC6">
@@ -18598,7 +19288,7 @@
     </w:lvl>
   </w:abstractNum>
   <w:abstractNum w:abstractNumId="70" ns2:restartNumberingAfterBreak="0">
-    <w:nsid w:val="030C8CE9"/>
+    <w:nsid w:val="01462782"/>
     <w:multiLevelType w:val="hybridMultilevel"/>
     <w:tmpl w:val="21309A5E"/>
     <w:lvl w:ilvl="0" w:tplc="A99E7F56">
@@ -18689,7 +19379,7 @@
     </w:lvl>
   </w:abstractNum>
   <w:abstractNum w:abstractNumId="71" ns2:restartNumberingAfterBreak="0">
-    <w:nsid w:val="01022B05"/>
+    <w:nsid w:val="00704FD9"/>
     <w:multiLevelType w:val="hybridMultilevel"/>
     <w:tmpl w:val="8D509E92"/>
     <w:lvl w:ilvl="0" w:tplc="D08409FC">
@@ -18780,7 +19470,7 @@
     </w:lvl>
   </w:abstractNum>
   <w:abstractNum w:abstractNumId="72" ns2:restartNumberingAfterBreak="0">
-    <w:nsid w:val="010F4812"/>
+    <w:nsid w:val="0520888C"/>
     <w:multiLevelType w:val="hybridMultilevel"/>
     <w:tmpl w:val="DB365466"/>
     <w:lvl w:ilvl="0" w:tplc="A7A293F0">
@@ -18869,7 +19559,7 @@
     </w:lvl>
   </w:abstractNum>
   <w:abstractNum w:abstractNumId="73" ns2:restartNumberingAfterBreak="0">
-    <w:nsid w:val="0364BFAE"/>
+    <w:nsid w:val="02C5D8FE"/>
     <w:multiLevelType w:val="hybridMultilevel"/>
     <w:tmpl w:val="76AAD3C2"/>
     <w:lvl w:ilvl="0" w:tplc="EE1A03B4">
@@ -18958,7 +19648,7 @@
     </w:lvl>
   </w:abstractNum>
   <w:abstractNum w:abstractNumId="74" ns2:restartNumberingAfterBreak="0">
-    <w:nsid w:val="03B0D5CF"/>
+    <w:nsid w:val="0179733B"/>
     <w:multiLevelType w:val="hybridMultilevel"/>
     <w:tmpl w:val="C58292E4"/>
     <w:lvl w:ilvl="0" w:tplc="6C10323E">
@@ -19047,7 +19737,7 @@
     </w:lvl>
   </w:abstractNum>
   <w:abstractNum w:abstractNumId="75" ns2:restartNumberingAfterBreak="0">
-    <w:nsid w:val="05556F4E"/>
+    <w:nsid w:val="000618F4"/>
     <w:multiLevelType w:val="hybridMultilevel"/>
     <w:tmpl w:val="C58292E4"/>
     <w:lvl w:ilvl="0" w:tplc="6C10323E">
@@ -19136,7 +19826,7 @@
     </w:lvl>
   </w:abstractNum>
   <w:abstractNum w:abstractNumId="76" ns2:restartNumberingAfterBreak="0">
-    <w:nsid w:val="034B6C95"/>
+    <w:nsid w:val="03898EB2"/>
     <w:multiLevelType w:val="hybridMultilevel"/>
     <w:tmpl w:val="C58292E4"/>
     <w:lvl w:ilvl="0" w:tplc="6C10323E">
@@ -19225,7 +19915,7 @@
     </w:lvl>
   </w:abstractNum>
   <w:abstractNum w:abstractNumId="77" ns2:restartNumberingAfterBreak="0">
-    <w:nsid w:val="00877728"/>
+    <w:nsid w:val="00BD0495"/>
     <w:multiLevelType w:val="hybridMultilevel"/>
     <w:tmpl w:val="C58292E4"/>
     <w:lvl w:ilvl="0" w:tplc="6C10323E">
@@ -19314,7 +20004,7 @@
     </w:lvl>
   </w:abstractNum>
   <w:abstractNum w:abstractNumId="78" ns2:restartNumberingAfterBreak="0">
-    <w:nsid w:val="0436CD69"/>
+    <w:nsid w:val="05542CCA"/>
     <w:multiLevelType w:val="hybridMultilevel"/>
     <w:tmpl w:val="11AE9892"/>
     <w:lvl w:ilvl="0" w:tplc="6C10323E">
@@ -19426,10 +20116,10 @@
   <w:num w:numId="8">
     <w:abstractNumId w:val="1"/>
   </w:num>
-  <w:num w:numId="10">
+  <w:num w:numId="10" ns3:durableId="1409115208">
     <w:abstractNumId w:val="9"/>
   </w:num>
-  <w:num w:numId="11">
+  <w:num w:numId="11" ns3:durableId="1409115208">
     <w:abstractNumId w:val="9"/>
     <w:lvlOverride w:ilvl="0">
       <w:startOverride w:val="1"/>
@@ -19450,10 +20140,10 @@
   <w:num w:numId="16" ns3:durableId="1357274316">
     <w:abstractNumId w:val="14"/>
   </w:num>
-  <w:num w:numId="17">
+  <w:num w:numId="17" ns3:durableId="1409115208">
     <w:abstractNumId w:val="15"/>
   </w:num>
-  <w:num w:numId="18">
+  <w:num w:numId="18" ns3:durableId="1409115208">
     <w:abstractNumId w:val="15"/>
     <w:lvlOverride w:ilvl="0">
       <w:startOverride w:val="1"/>
@@ -19474,10 +20164,10 @@
   <w:num w:numId="23" ns3:durableId="1692295795">
     <w:abstractNumId w:val="20"/>
   </w:num>
-  <w:num w:numId="24">
+  <w:num w:numId="24" ns3:durableId="1409115208">
     <w:abstractNumId w:val="21"/>
   </w:num>
-  <w:num w:numId="25">
+  <w:num w:numId="25" ns3:durableId="1409115208">
     <w:abstractNumId w:val="21"/>
     <w:lvlOverride w:ilvl="0">
       <w:startOverride w:val="1"/>
@@ -19498,10 +20188,10 @@
   <w:num w:numId="30" ns3:durableId="1061253056">
     <w:abstractNumId w:val="26"/>
   </w:num>
-  <w:num w:numId="31">
+  <w:num w:numId="31" ns3:durableId="1409115208">
     <w:abstractNumId w:val="27"/>
   </w:num>
-  <w:num w:numId="32">
+  <w:num w:numId="32" ns3:durableId="1409115208">
     <w:abstractNumId w:val="27"/>
     <w:lvlOverride w:ilvl="0">
       <w:startOverride w:val="1"/>
@@ -19522,10 +20212,10 @@
   <w:num w:numId="37" ns3:durableId="1831407562">
     <w:abstractNumId w:val="32"/>
   </w:num>
-  <w:num w:numId="38">
+  <w:num w:numId="38" ns3:durableId="1409115208">
     <w:abstractNumId w:val="33"/>
   </w:num>
-  <w:num w:numId="39">
+  <w:num w:numId="39" ns3:durableId="1409115208">
     <w:abstractNumId w:val="33"/>
     <w:lvlOverride w:ilvl="0">
       <w:startOverride w:val="1"/>
@@ -19546,10 +20236,10 @@
   <w:num w:numId="44" ns3:durableId="1576891081">
     <w:abstractNumId w:val="38"/>
   </w:num>
-  <w:num w:numId="45">
+  <w:num w:numId="45" ns3:durableId="1409115208">
     <w:abstractNumId w:val="39"/>
   </w:num>
-  <w:num w:numId="46">
+  <w:num w:numId="46" ns3:durableId="1409115208">
     <w:abstractNumId w:val="39"/>
     <w:lvlOverride w:ilvl="0">
       <w:startOverride w:val="1"/>
@@ -19570,10 +20260,10 @@
   <w:num w:numId="51" ns3:durableId="449518358">
     <w:abstractNumId w:val="44"/>
   </w:num>
-  <w:num w:numId="52">
+  <w:num w:numId="52" ns3:durableId="1409115208">
     <w:abstractNumId w:val="45"/>
   </w:num>
-  <w:num w:numId="53">
+  <w:num w:numId="53" ns3:durableId="1409115208">
     <w:abstractNumId w:val="45"/>
     <w:lvlOverride w:ilvl="0">
       <w:startOverride w:val="1"/>
@@ -19594,10 +20284,10 @@
   <w:num w:numId="58" ns3:durableId="253172025">
     <w:abstractNumId w:val="50"/>
   </w:num>
-  <w:num w:numId="59">
+  <w:num w:numId="59" ns3:durableId="1409115208">
     <w:abstractNumId w:val="51"/>
   </w:num>
-  <w:num w:numId="60">
+  <w:num w:numId="60" ns3:durableId="1409115208">
     <w:abstractNumId w:val="51"/>
     <w:lvlOverride w:ilvl="0">
       <w:startOverride w:val="1"/>
@@ -19618,10 +20308,10 @@
   <w:num w:numId="65" ns3:durableId="253172025">
     <w:abstractNumId w:val="56"/>
   </w:num>
-  <w:num w:numId="66">
+  <w:num w:numId="66" ns3:durableId="1409115208">
     <w:abstractNumId w:val="57"/>
   </w:num>
-  <w:num w:numId="67">
+  <w:num w:numId="67" ns3:durableId="1409115208">
     <w:abstractNumId w:val="57"/>
     <w:lvlOverride w:ilvl="0">
       <w:startOverride w:val="1"/>
@@ -19657,10 +20347,10 @@
   <w:num w:numId="77" ns3:durableId="1878272276">
     <w:abstractNumId w:val="67"/>
   </w:num>
-  <w:num w:numId="78">
+  <w:num w:numId="78" ns3:durableId="1409115208">
     <w:abstractNumId w:val="68"/>
   </w:num>
-  <w:num w:numId="79">
+  <w:num w:numId="79" ns3:durableId="1409115208">
     <w:abstractNumId w:val="68"/>
     <w:lvlOverride w:ilvl="0">
       <w:startOverride w:val="1"/>
